--- a/docs/site/downloads/Lodestone-Installation-Guide.docx
+++ b/docs/site/downloads/Lodestone-Installation-Guide.docx
@@ -2,7 +2,7 @@
 <file path=word/document.xml><?xml version="1.0" encoding="utf-8"?>
 <w:document xmlns:w="http://schemas.openxmlformats.org/wordprocessingml/2006/main" xmlns:m="http://schemas.openxmlformats.org/officeDocument/2006/math" xmlns:r="http://schemas.openxmlformats.org/officeDocument/2006/relationships" xmlns:o="urn:schemas-microsoft-com:office:office" xmlns:v="urn:schemas-microsoft-com:vml" xmlns:w10="urn:schemas-microsoft-com:office:word" xmlns:a="http://schemas.openxmlformats.org/drawingml/2006/main" xmlns:pic="http://schemas.openxmlformats.org/drawingml/2006/picture" xmlns:wp="http://schemas.openxmlformats.org/drawingml/2006/wordprocessingDrawing">
   <w:body>
-    <w:bookmarkStart w:id="40" w:name="lodestone-installation-guide"/>
+    <w:bookmarkStart w:id="41" w:name="lodestone-installation-guide"/>
     <w:p>
       <w:pPr>
         <w:pStyle w:val="Heading1"/>
@@ -38,7 +38,7 @@
         <w:t xml:space="preserve">Cybersecurity Management &amp; Network Defense, Inc.</w:t>
       </w:r>
       <w:r>
-        <w:br/>
+        <w:t xml:space="preserve"> </w:t>
       </w:r>
       <w:r>
         <w:rPr>
@@ -54,7 +54,7 @@
         <w:t xml:space="preserve">Installation guide</w:t>
       </w:r>
       <w:r>
-        <w:br/>
+        <w:t xml:space="preserve"> </w:t>
       </w:r>
       <w:r>
         <w:rPr>
@@ -67,10 +67,10 @@
         <w:t xml:space="preserve"> </w:t>
       </w:r>
       <w:r>
-        <w:t xml:space="preserve">v0.1.5 friend-install documentation</w:t>
-      </w:r>
-      <w:r>
-        <w:br/>
+        <w:t xml:space="preserve">v0.1.6 friend-install documentation</w:t>
+      </w:r>
+      <w:r>
+        <w:t xml:space="preserve"> </w:t>
       </w:r>
       <w:r>
         <w:rPr>
@@ -306,6 +306,26 @@
         <w:t xml:space="preserve">A GPU.</w:t>
       </w:r>
     </w:p>
+    <w:p>
+      <w:pPr>
+        <w:pStyle w:val="FirstParagraph"/>
+      </w:pPr>
+      <w:r>
+        <w:t xml:space="preserve">If you use Codex CLI or the Codex IDE extension, you can add the Codex adapter during</w:t>
+      </w:r>
+      <w:r>
+        <w:t xml:space="preserve"> </w:t>
+      </w:r>
+      <w:r>
+        <w:t xml:space="preserve">install. Codex will still ask you to trust the project before it loads</w:t>
+      </w:r>
+      <w:r>
+        <w:t xml:space="preserve"> </w:t>
+      </w:r>
+      <w:r>
+        <w:t xml:space="preserve">project-local config.</w:t>
+      </w:r>
+    </w:p>
     <w:bookmarkEnd w:id="21"/>
     <w:bookmarkStart w:id="22" w:name="safety-step-use-a-new-branch"/>
     <w:p>
@@ -534,7 +554,7 @@
         </w:numPr>
       </w:pPr>
       <w:r>
-        <w:t xml:space="preserve">The approved Lodestone v0.1.5 package set.</w:t>
+        <w:t xml:space="preserve">The approved Lodestone v0.1.6 package set.</w:t>
       </w:r>
     </w:p>
     <w:p>
@@ -775,7 +795,7 @@
         </w:numPr>
       </w:pPr>
       <w:r>
-        <w:t xml:space="preserve">The approved Lodestone v0.1.5 package set.</w:t>
+        <w:t xml:space="preserve">The approved Lodestone v0.1.6 package set.</w:t>
       </w:r>
     </w:p>
     <w:p>
@@ -844,13 +864,13 @@
       </w:r>
     </w:p>
     <w:bookmarkEnd w:id="24"/>
-    <w:bookmarkStart w:id="25" w:name="what-the-installer-does"/>
+    <w:bookmarkStart w:id="25" w:name="optional-codex-adapter"/>
     <w:p>
       <w:pPr>
         <w:pStyle w:val="Heading2"/>
       </w:pPr>
       <w:r>
-        <w:t xml:space="preserve">What the Installer Does</w:t>
+        <w:t xml:space="preserve">Optional: Codex Adapter</w:t>
       </w:r>
     </w:p>
     <w:p>
@@ -858,7 +878,194 @@
         <w:pStyle w:val="FirstParagraph"/>
       </w:pPr>
       <w:r>
-        <w:t xml:space="preserve">The installer:</w:t>
+        <w:t xml:space="preserve">Use this if your coding agent is Codex CLI or the Codex IDE extension.</w:t>
+      </w:r>
+    </w:p>
+    <w:p>
+      <w:pPr>
+        <w:pStyle w:val="BodyText"/>
+      </w:pPr>
+      <w:r>
+        <w:t xml:space="preserve">Run the installer with the Codex adapter:</w:t>
+      </w:r>
+    </w:p>
+    <w:p>
+      <w:pPr>
+        <w:pStyle w:val="SourceCode"/>
+      </w:pPr>
+      <w:r>
+        <w:rPr>
+          <w:rStyle w:val="ExtensionTok"/>
+        </w:rPr>
+        <w:t xml:space="preserve">curl</w:t>
+      </w:r>
+      <w:r>
+        <w:rPr>
+          <w:rStyle w:val="NormalTok"/>
+        </w:rPr>
+        <w:t xml:space="preserve"> </w:t>
+      </w:r>
+      <w:r>
+        <w:rPr>
+          <w:rStyle w:val="AttributeTok"/>
+        </w:rPr>
+        <w:t xml:space="preserve">-sSfL</w:t>
+      </w:r>
+      <w:r>
+        <w:rPr>
+          <w:rStyle w:val="NormalTok"/>
+        </w:rPr>
+        <w:t xml:space="preserve"> https://lodestone.cmndi.ai/install </w:t>
+      </w:r>
+      <w:r>
+        <w:rPr>
+          <w:rStyle w:val="KeywordTok"/>
+        </w:rPr>
+        <w:t xml:space="preserve">|</w:t>
+      </w:r>
+      <w:r>
+        <w:rPr>
+          <w:rStyle w:val="NormalTok"/>
+        </w:rPr>
+        <w:t xml:space="preserve"> </w:t>
+      </w:r>
+      <w:r>
+        <w:rPr>
+          <w:rStyle w:val="VariableTok"/>
+        </w:rPr>
+        <w:t xml:space="preserve">LODESTONE_CLIENT</w:t>
+      </w:r>
+      <w:r>
+        <w:rPr>
+          <w:rStyle w:val="OperatorTok"/>
+        </w:rPr>
+        <w:t xml:space="preserve">=</w:t>
+      </w:r>
+      <w:r>
+        <w:rPr>
+          <w:rStyle w:val="NormalTok"/>
+        </w:rPr>
+        <w:t xml:space="preserve">codex </w:t>
+      </w:r>
+      <w:r>
+        <w:rPr>
+          <w:rStyle w:val="FunctionTok"/>
+        </w:rPr>
+        <w:t xml:space="preserve">bash</w:t>
+      </w:r>
+    </w:p>
+    <w:p>
+      <w:pPr>
+        <w:pStyle w:val="FirstParagraph"/>
+      </w:pPr>
+      <w:r>
+        <w:t xml:space="preserve">This still uses the default</w:t>
+      </w:r>
+      <w:r>
+        <w:t xml:space="preserve"> </w:t>
+      </w:r>
+      <w:r>
+        <w:rPr>
+          <w:rStyle w:val="VerbatimChar"/>
+        </w:rPr>
+        <w:t xml:space="preserve">lite</w:t>
+      </w:r>
+      <w:r>
+        <w:t xml:space="preserve"> </w:t>
+      </w:r>
+      <w:r>
+        <w:t xml:space="preserve">profile. For full plus Codex:</w:t>
+      </w:r>
+    </w:p>
+    <w:p>
+      <w:pPr>
+        <w:pStyle w:val="SourceCode"/>
+      </w:pPr>
+      <w:r>
+        <w:rPr>
+          <w:rStyle w:val="ExtensionTok"/>
+        </w:rPr>
+        <w:t xml:space="preserve">curl</w:t>
+      </w:r>
+      <w:r>
+        <w:rPr>
+          <w:rStyle w:val="NormalTok"/>
+        </w:rPr>
+        <w:t xml:space="preserve"> </w:t>
+      </w:r>
+      <w:r>
+        <w:rPr>
+          <w:rStyle w:val="AttributeTok"/>
+        </w:rPr>
+        <w:t xml:space="preserve">-sSfL</w:t>
+      </w:r>
+      <w:r>
+        <w:rPr>
+          <w:rStyle w:val="NormalTok"/>
+        </w:rPr>
+        <w:t xml:space="preserve"> https://lodestone.cmndi.ai/install </w:t>
+      </w:r>
+      <w:r>
+        <w:rPr>
+          <w:rStyle w:val="KeywordTok"/>
+        </w:rPr>
+        <w:t xml:space="preserve">|</w:t>
+      </w:r>
+      <w:r>
+        <w:rPr>
+          <w:rStyle w:val="NormalTok"/>
+        </w:rPr>
+        <w:t xml:space="preserve"> </w:t>
+      </w:r>
+      <w:r>
+        <w:rPr>
+          <w:rStyle w:val="VariableTok"/>
+        </w:rPr>
+        <w:t xml:space="preserve">LODESTONE_PROFILE</w:t>
+      </w:r>
+      <w:r>
+        <w:rPr>
+          <w:rStyle w:val="OperatorTok"/>
+        </w:rPr>
+        <w:t xml:space="preserve">=</w:t>
+      </w:r>
+      <w:r>
+        <w:rPr>
+          <w:rStyle w:val="NormalTok"/>
+        </w:rPr>
+        <w:t xml:space="preserve">full </w:t>
+      </w:r>
+      <w:r>
+        <w:rPr>
+          <w:rStyle w:val="VariableTok"/>
+        </w:rPr>
+        <w:t xml:space="preserve">LODESTONE_CLIENT</w:t>
+      </w:r>
+      <w:r>
+        <w:rPr>
+          <w:rStyle w:val="OperatorTok"/>
+        </w:rPr>
+        <w:t xml:space="preserve">=</w:t>
+      </w:r>
+      <w:r>
+        <w:rPr>
+          <w:rStyle w:val="NormalTok"/>
+        </w:rPr>
+        <w:t xml:space="preserve">codex </w:t>
+      </w:r>
+      <w:r>
+        <w:rPr>
+          <w:rStyle w:val="FunctionTok"/>
+        </w:rPr>
+        <w:t xml:space="preserve">bash</w:t>
+      </w:r>
+    </w:p>
+    <w:p>
+      <w:pPr>
+        <w:pStyle w:val="FirstParagraph"/>
+      </w:pPr>
+      <w:r>
+        <w:t xml:space="preserve">What this adds:</w:t>
       </w:r>
     </w:p>
     <w:p>
@@ -870,7 +1077,10 @@
         </w:numPr>
       </w:pPr>
       <w:r>
-        <w:t xml:space="preserve">Downloads the approved Lodestone release files from GitHub.</w:t>
+        <w:rPr>
+          <w:rStyle w:val="VerbatimChar"/>
+        </w:rPr>
+        <w:t xml:space="preserve">.codex/config.toml</w:t>
       </w:r>
     </w:p>
     <w:p>
@@ -882,7 +1092,134 @@
         </w:numPr>
       </w:pPr>
       <w:r>
-        <w:t xml:space="preserve">Verifies each file with a SHA-256 checksum.</w:t>
+        <w:t xml:space="preserve">a</w:t>
+      </w:r>
+      <w:r>
+        <w:t xml:space="preserve"> </w:t>
+      </w:r>
+      <w:r>
+        <w:rPr>
+          <w:rStyle w:val="VerbatimChar"/>
+        </w:rPr>
+        <w:t xml:space="preserve">lodestone-mcp</w:t>
+      </w:r>
+      <w:r>
+        <w:t xml:space="preserve"> </w:t>
+      </w:r>
+      <w:r>
+        <w:t xml:space="preserve">MCP server entry for this project</w:t>
+      </w:r>
+    </w:p>
+    <w:p>
+      <w:pPr>
+        <w:pStyle w:val="FirstParagraph"/>
+      </w:pPr>
+      <w:r>
+        <w:t xml:space="preserve">After install, approve the Codex trust prompt for this repo. If Codex was</w:t>
+      </w:r>
+      <w:r>
+        <w:t xml:space="preserve"> </w:t>
+      </w:r>
+      <w:r>
+        <w:t xml:space="preserve">already open, start a new Codex session.</w:t>
+      </w:r>
+    </w:p>
+    <w:p>
+      <w:pPr>
+        <w:pStyle w:val="BodyText"/>
+      </w:pPr>
+      <w:r>
+        <w:t xml:space="preserve">To add Codex later after a normal install:</w:t>
+      </w:r>
+    </w:p>
+    <w:p>
+      <w:pPr>
+        <w:pStyle w:val="SourceCode"/>
+      </w:pPr>
+      <w:r>
+        <w:rPr>
+          <w:rStyle w:val="ExtensionTok"/>
+        </w:rPr>
+        <w:t xml:space="preserve">./node_modules/.bin/lodestone</w:t>
+      </w:r>
+      <w:r>
+        <w:rPr>
+          <w:rStyle w:val="NormalTok"/>
+        </w:rPr>
+        <w:t xml:space="preserve"> init </w:t>
+      </w:r>
+      <w:r>
+        <w:rPr>
+          <w:rStyle w:val="AttributeTok"/>
+        </w:rPr>
+        <w:t xml:space="preserve">--client</w:t>
+      </w:r>
+      <w:r>
+        <w:rPr>
+          <w:rStyle w:val="NormalTok"/>
+        </w:rPr>
+        <w:t xml:space="preserve"> codex </w:t>
+      </w:r>
+      <w:r>
+        <w:rPr>
+          <w:rStyle w:val="AttributeTok"/>
+        </w:rPr>
+        <w:t xml:space="preserve">--no-reindex</w:t>
+      </w:r>
+    </w:p>
+    <w:p>
+      <w:pPr>
+        <w:pStyle w:val="FirstParagraph"/>
+      </w:pPr>
+      <w:r>
+        <w:t xml:space="preserve">To verify Codex setup:</w:t>
+      </w:r>
+    </w:p>
+    <w:p>
+      <w:pPr>
+        <w:pStyle w:val="SourceCode"/>
+      </w:pPr>
+      <w:r>
+        <w:rPr>
+          <w:rStyle w:val="ExtensionTok"/>
+        </w:rPr>
+        <w:t xml:space="preserve">./node_modules/.bin/lodestone</w:t>
+      </w:r>
+      <w:r>
+        <w:rPr>
+          <w:rStyle w:val="NormalTok"/>
+        </w:rPr>
+        <w:t xml:space="preserve"> doctor </w:t>
+      </w:r>
+      <w:r>
+        <w:rPr>
+          <w:rStyle w:val="AttributeTok"/>
+        </w:rPr>
+        <w:t xml:space="preserve">--client</w:t>
+      </w:r>
+      <w:r>
+        <w:rPr>
+          <w:rStyle w:val="NormalTok"/>
+        </w:rPr>
+        <w:t xml:space="preserve"> codex</w:t>
+      </w:r>
+    </w:p>
+    <w:bookmarkEnd w:id="25"/>
+    <w:bookmarkStart w:id="26" w:name="what-the-installer-does"/>
+    <w:p>
+      <w:pPr>
+        <w:pStyle w:val="Heading2"/>
+      </w:pPr>
+      <w:r>
+        <w:t xml:space="preserve">What the Installer Does</w:t>
+      </w:r>
+    </w:p>
+    <w:p>
+      <w:pPr>
+        <w:pStyle w:val="FirstParagraph"/>
+      </w:pPr>
+      <w:r>
+        <w:t xml:space="preserve">The installer:</w:t>
       </w:r>
     </w:p>
     <w:p>
@@ -890,7 +1227,31 @@
         <w:pStyle w:val="Compact"/>
         <w:numPr>
           <w:ilvl w:val="0"/>
-          <w:numId w:val="1007"/>
+          <w:numId w:val="1008"/>
+        </w:numPr>
+      </w:pPr>
+      <w:r>
+        <w:t xml:space="preserve">Downloads the approved Lodestone release files from GitHub.</w:t>
+      </w:r>
+    </w:p>
+    <w:p>
+      <w:pPr>
+        <w:pStyle w:val="Compact"/>
+        <w:numPr>
+          <w:ilvl w:val="0"/>
+          <w:numId w:val="1008"/>
+        </w:numPr>
+      </w:pPr>
+      <w:r>
+        <w:t xml:space="preserve">Verifies each file with a SHA-256 checksum.</w:t>
+      </w:r>
+    </w:p>
+    <w:p>
+      <w:pPr>
+        <w:pStyle w:val="Compact"/>
+        <w:numPr>
+          <w:ilvl w:val="0"/>
+          <w:numId w:val="1008"/>
         </w:numPr>
       </w:pPr>
       <w:r>
@@ -917,7 +1278,7 @@
         <w:pStyle w:val="Compact"/>
         <w:numPr>
           <w:ilvl w:val="0"/>
-          <w:numId w:val="1007"/>
+          <w:numId w:val="1008"/>
         </w:numPr>
       </w:pPr>
       <w:r>
@@ -944,7 +1305,7 @@
         <w:pStyle w:val="Compact"/>
         <w:numPr>
           <w:ilvl w:val="0"/>
-          <w:numId w:val="1007"/>
+          <w:numId w:val="1008"/>
         </w:numPr>
       </w:pPr>
       <w:r>
@@ -971,7 +1332,49 @@
         <w:pStyle w:val="Compact"/>
         <w:numPr>
           <w:ilvl w:val="0"/>
-          <w:numId w:val="1007"/>
+          <w:numId w:val="1008"/>
+        </w:numPr>
+      </w:pPr>
+      <w:r>
+        <w:t xml:space="preserve">Optionally writes</w:t>
+      </w:r>
+      <w:r>
+        <w:t xml:space="preserve"> </w:t>
+      </w:r>
+      <w:r>
+        <w:rPr>
+          <w:rStyle w:val="VerbatimChar"/>
+        </w:rPr>
+        <w:t xml:space="preserve">.codex/config.toml</w:t>
+      </w:r>
+      <w:r>
+        <w:t xml:space="preserve"> </w:t>
+      </w:r>
+      <w:r>
+        <w:t xml:space="preserve">when</w:t>
+      </w:r>
+      <w:r>
+        <w:t xml:space="preserve"> </w:t>
+      </w:r>
+      <w:r>
+        <w:rPr>
+          <w:rStyle w:val="VerbatimChar"/>
+        </w:rPr>
+        <w:t xml:space="preserve">LODESTONE_CLIENT=codex</w:t>
+      </w:r>
+      <w:r>
+        <w:t xml:space="preserve"> </w:t>
+      </w:r>
+      <w:r>
+        <w:t xml:space="preserve">is set.</w:t>
+      </w:r>
+    </w:p>
+    <w:p>
+      <w:pPr>
+        <w:pStyle w:val="Compact"/>
+        <w:numPr>
+          <w:ilvl w:val="0"/>
+          <w:numId w:val="1008"/>
         </w:numPr>
       </w:pPr>
       <w:r>
@@ -998,15 +1401,15 @@
         <w:pStyle w:val="Compact"/>
         <w:numPr>
           <w:ilvl w:val="0"/>
-          <w:numId w:val="1007"/>
+          <w:numId w:val="1008"/>
         </w:numPr>
       </w:pPr>
       <w:r>
         <w:t xml:space="preserve">Runs the first indexing pass.</w:t>
       </w:r>
     </w:p>
-    <w:bookmarkEnd w:id="25"/>
-    <w:bookmarkStart w:id="26" w:name="what-files-are-created"/>
+    <w:bookmarkEnd w:id="26"/>
+    <w:bookmarkStart w:id="27" w:name="what-files-are-created"/>
     <w:p>
       <w:pPr>
         <w:pStyle w:val="Heading2"/>
@@ -1095,6 +1498,44 @@
             </w:pPr>
             <w:r>
               <w:t xml:space="preserve">Lets your MCP-aware agent start Lodestone.</w:t>
+            </w:r>
+          </w:p>
+        </w:tc>
+        <w:tc>
+          <w:tcPr/>
+          <w:p>
+            <w:pPr>
+              <w:pStyle w:val="Compact"/>
+            </w:pPr>
+            <w:r>
+              <w:t xml:space="preserve">Usually yes, after reviewing.</w:t>
+            </w:r>
+          </w:p>
+        </w:tc>
+      </w:tr>
+      <w:tr>
+        <w:tc>
+          <w:tcPr/>
+          <w:p>
+            <w:pPr>
+              <w:pStyle w:val="Compact"/>
+            </w:pPr>
+            <w:r>
+              <w:rPr>
+                <w:rStyle w:val="VerbatimChar"/>
+              </w:rPr>
+              <w:t xml:space="preserve">.codex/config.toml</w:t>
+            </w:r>
+          </w:p>
+        </w:tc>
+        <w:tc>
+          <w:tcPr/>
+          <w:p>
+            <w:pPr>
+              <w:pStyle w:val="Compact"/>
+            </w:pPr>
+            <w:r>
+              <w:t xml:space="preserve">Optional Codex project MCP config. Created only for Codex setup.</w:t>
             </w:r>
           </w:p>
         </w:tc>
@@ -1293,8 +1734,8 @@
         <w:t xml:space="preserve">already exists, Lodestone updates them conservatively.</w:t>
       </w:r>
     </w:p>
-    <w:bookmarkEnd w:id="26"/>
-    <w:bookmarkStart w:id="27" w:name="after-install"/>
+    <w:bookmarkEnd w:id="27"/>
+    <w:bookmarkStart w:id="28" w:name="after-install"/>
     <w:p>
       <w:pPr>
         <w:pStyle w:val="Heading2"/>
@@ -1374,8 +1815,8 @@
         <w:t xml:space="preserve">what project-specific patterns should I follow before editing tests?</w:t>
       </w:r>
     </w:p>
-    <w:bookmarkEnd w:id="27"/>
-    <w:bookmarkStart w:id="28" w:name="where-to-find-the-documentation"/>
+    <w:bookmarkEnd w:id="28"/>
+    <w:bookmarkStart w:id="29" w:name="where-to-find-the-documentation"/>
     <w:p>
       <w:pPr>
         <w:pStyle w:val="Heading2"/>
@@ -1459,8 +1900,8 @@
         <w:t xml:space="preserve">docs/README.md</w:t>
       </w:r>
     </w:p>
-    <w:bookmarkEnd w:id="28"/>
-    <w:bookmarkStart w:id="29" w:name="how-to-confirm-it-worked"/>
+    <w:bookmarkEnd w:id="29"/>
+    <w:bookmarkStart w:id="30" w:name="how-to-confirm-it-worked"/>
     <w:p>
       <w:pPr>
         <w:pStyle w:val="Heading2"/>
@@ -1626,8 +2067,45 @@
         <w:t xml:space="preserve">Then ask the coding agent the subsystem question above.</w:t>
       </w:r>
     </w:p>
-    <w:bookmarkEnd w:id="29"/>
-    <w:bookmarkStart w:id="30" w:name="updating-later"/>
+    <w:p>
+      <w:pPr>
+        <w:pStyle w:val="BodyText"/>
+      </w:pPr>
+      <w:r>
+        <w:t xml:space="preserve">If you use Codex, also run:</w:t>
+      </w:r>
+    </w:p>
+    <w:p>
+      <w:pPr>
+        <w:pStyle w:val="SourceCode"/>
+      </w:pPr>
+      <w:r>
+        <w:rPr>
+          <w:rStyle w:val="ExtensionTok"/>
+        </w:rPr>
+        <w:t xml:space="preserve">./node_modules/.bin/lodestone</w:t>
+      </w:r>
+      <w:r>
+        <w:rPr>
+          <w:rStyle w:val="NormalTok"/>
+        </w:rPr>
+        <w:t xml:space="preserve"> doctor </w:t>
+      </w:r>
+      <w:r>
+        <w:rPr>
+          <w:rStyle w:val="AttributeTok"/>
+        </w:rPr>
+        <w:t xml:space="preserve">--client</w:t>
+      </w:r>
+      <w:r>
+        <w:rPr>
+          <w:rStyle w:val="NormalTok"/>
+        </w:rPr>
+        <w:t xml:space="preserve"> codex</w:t>
+      </w:r>
+    </w:p>
+    <w:bookmarkEnd w:id="30"/>
+    <w:bookmarkStart w:id="31" w:name="updating-later"/>
     <w:p>
       <w:pPr>
         <w:pStyle w:val="Heading2"/>
@@ -1720,8 +2198,8 @@
         <w:t xml:space="preserve">installer.</w:t>
       </w:r>
     </w:p>
-    <w:bookmarkEnd w:id="30"/>
-    <w:bookmarkStart w:id="31" w:name="removing-lodestone"/>
+    <w:bookmarkEnd w:id="31"/>
+    <w:bookmarkStart w:id="32" w:name="removing-lodestone"/>
     <w:p>
       <w:pPr>
         <w:pStyle w:val="Heading2"/>
@@ -1809,8 +2287,8 @@
         <w:t xml:space="preserve">the branch using your normal Git workflow.</w:t>
       </w:r>
     </w:p>
-    <w:bookmarkEnd w:id="31"/>
-    <w:bookmarkStart w:id="38" w:name="troubleshooting"/>
+    <w:bookmarkEnd w:id="32"/>
+    <w:bookmarkStart w:id="39" w:name="troubleshooting"/>
     <w:p>
       <w:pPr>
         <w:pStyle w:val="Heading2"/>
@@ -1819,7 +2297,7 @@
         <w:t xml:space="preserve">Troubleshooting</w:t>
       </w:r>
     </w:p>
-    <w:bookmarkStart w:id="32" w:name="node-is-required"/>
+    <w:bookmarkStart w:id="33" w:name="node-is-required"/>
     <w:p>
       <w:pPr>
         <w:pStyle w:val="Heading3"/>
@@ -1836,8 +2314,8 @@
         <w:t xml:space="preserve">Install Node.js 20 or newer, then run the installer again.</w:t>
       </w:r>
     </w:p>
-    <w:bookmarkEnd w:id="32"/>
-    <w:bookmarkStart w:id="33" w:name="npm-is-required"/>
+    <w:bookmarkEnd w:id="33"/>
+    <w:bookmarkStart w:id="34" w:name="npm-is-required"/>
     <w:p>
       <w:pPr>
         <w:pStyle w:val="Heading3"/>
@@ -1854,8 +2332,8 @@
         <w:t xml:space="preserve">Install npm. It normally comes with Node.js.</w:t>
       </w:r>
     </w:p>
-    <w:bookmarkEnd w:id="33"/>
-    <w:bookmarkStart w:id="34" w:name="invalid-lodestone_profile"/>
+    <w:bookmarkEnd w:id="34"/>
+    <w:bookmarkStart w:id="35" w:name="invalid-lodestone_profile"/>
     <w:p>
       <w:pPr>
         <w:pStyle w:val="Heading3"/>
@@ -1892,8 +2370,8 @@
         <w:t xml:space="preserve">full</w:t>
       </w:r>
     </w:p>
-    <w:bookmarkEnd w:id="34"/>
-    <w:bookmarkStart w:id="35" w:name="checksum-mismatch"/>
+    <w:bookmarkEnd w:id="35"/>
+    <w:bookmarkStart w:id="36" w:name="checksum-mismatch"/>
     <w:p>
       <w:pPr>
         <w:pStyle w:val="Heading3"/>
@@ -1916,8 +2394,8 @@
         <w:t xml:space="preserve">embedded in the installer.</w:t>
       </w:r>
     </w:p>
-    <w:bookmarkEnd w:id="35"/>
-    <w:bookmarkStart w:id="36" w:name="reindex-failed"/>
+    <w:bookmarkEnd w:id="36"/>
+    <w:bookmarkStart w:id="37" w:name="reindex-failed"/>
     <w:p>
       <w:pPr>
         <w:pStyle w:val="Heading3"/>
@@ -1965,8 +2443,8 @@
         <w:t xml:space="preserve">installer.</w:t>
       </w:r>
     </w:p>
-    <w:bookmarkEnd w:id="36"/>
-    <w:bookmarkStart w:id="37" w:name="my-agent-does-not-see-lodestone"/>
+    <w:bookmarkEnd w:id="37"/>
+    <w:bookmarkStart w:id="38" w:name="my-agent-does-not-see-lodestone"/>
     <w:p>
       <w:pPr>
         <w:pStyle w:val="Heading3"/>
@@ -1981,82 +2459,6 @@
       </w:pPr>
       <w:r>
         <w:t xml:space="preserve">Make sure:</w:t>
-      </w:r>
-    </w:p>
-    <w:p>
-      <w:pPr>
-        <w:pStyle w:val="Compact"/>
-        <w:numPr>
-          <w:ilvl w:val="0"/>
-          <w:numId w:val="1008"/>
-        </w:numPr>
-      </w:pPr>
-      <w:r>
-        <w:t xml:space="preserve">You opened the agent in the same project folder.</w:t>
-      </w:r>
-    </w:p>
-    <w:p>
-      <w:pPr>
-        <w:pStyle w:val="Compact"/>
-        <w:numPr>
-          <w:ilvl w:val="0"/>
-          <w:numId w:val="1008"/>
-        </w:numPr>
-      </w:pPr>
-      <w:r>
-        <w:rPr>
-          <w:rStyle w:val="VerbatimChar"/>
-        </w:rPr>
-        <w:t xml:space="preserve">.mcp.json</w:t>
-      </w:r>
-      <w:r>
-        <w:t xml:space="preserve"> </w:t>
-      </w:r>
-      <w:r>
-        <w:t xml:space="preserve">exists in that folder.</w:t>
-      </w:r>
-    </w:p>
-    <w:p>
-      <w:pPr>
-        <w:pStyle w:val="Compact"/>
-        <w:numPr>
-          <w:ilvl w:val="0"/>
-          <w:numId w:val="1008"/>
-        </w:numPr>
-      </w:pPr>
-      <w:r>
-        <w:t xml:space="preserve">Your agent supports MCP.</w:t>
-      </w:r>
-    </w:p>
-    <w:p>
-      <w:pPr>
-        <w:pStyle w:val="Compact"/>
-        <w:numPr>
-          <w:ilvl w:val="0"/>
-          <w:numId w:val="1008"/>
-        </w:numPr>
-      </w:pPr>
-      <w:r>
-        <w:t xml:space="preserve">You restarted the agent after install.</w:t>
-      </w:r>
-    </w:p>
-    <w:bookmarkEnd w:id="37"/>
-    <w:bookmarkEnd w:id="38"/>
-    <w:bookmarkStart w:id="39" w:name="best-first-test"/>
-    <w:p>
-      <w:pPr>
-        <w:pStyle w:val="Heading2"/>
-      </w:pPr>
-      <w:r>
-        <w:t xml:space="preserve">Best First Test</w:t>
-      </w:r>
-    </w:p>
-    <w:p>
-      <w:pPr>
-        <w:pStyle w:val="FirstParagraph"/>
-      </w:pPr>
-      <w:r>
-        <w:t xml:space="preserve">The simplest useful test is:</w:t>
       </w:r>
     </w:p>
     <w:p>
@@ -2068,22 +2470,7 @@
         </w:numPr>
       </w:pPr>
       <w:r>
-        <w:t xml:space="preserve">Install the</w:t>
-      </w:r>
-      <w:r>
-        <w:t xml:space="preserve"> </w:t>
-      </w:r>
-      <w:r>
-        <w:rPr>
-          <w:rStyle w:val="VerbatimChar"/>
-        </w:rPr>
-        <w:t xml:space="preserve">lite</w:t>
-      </w:r>
-      <w:r>
-        <w:t xml:space="preserve"> </w:t>
-      </w:r>
-      <w:r>
-        <w:t xml:space="preserve">profile.</w:t>
+        <w:t xml:space="preserve">You opened the agent in the same project folder.</w:t>
       </w:r>
     </w:p>
     <w:p>
@@ -2095,7 +2482,16 @@
         </w:numPr>
       </w:pPr>
       <w:r>
-        <w:t xml:space="preserve">Open your coding agent in the project.</w:t>
+        <w:rPr>
+          <w:rStyle w:val="VerbatimChar"/>
+        </w:rPr>
+        <w:t xml:space="preserve">.mcp.json</w:t>
+      </w:r>
+      <w:r>
+        <w:t xml:space="preserve"> </w:t>
+      </w:r>
+      <w:r>
+        <w:t xml:space="preserve">exists in that folder.</w:t>
       </w:r>
     </w:p>
     <w:p>
@@ -2107,16 +2503,7 @@
         </w:numPr>
       </w:pPr>
       <w:r>
-        <w:t xml:space="preserve">Ask:</w:t>
-      </w:r>
-      <w:r>
-        <w:t xml:space="preserve"> </w:t>
-      </w:r>
-      <w:r>
-        <w:rPr>
-          <w:rStyle w:val="VerbatimChar"/>
-        </w:rPr>
-        <w:t xml:space="preserve">what are the main subsystems of this codebase?</w:t>
+        <w:t xml:space="preserve">Your agent supports MCP.</w:t>
       </w:r>
     </w:p>
     <w:p>
@@ -2128,6 +2515,97 @@
         </w:numPr>
       </w:pPr>
       <w:r>
+        <w:t xml:space="preserve">You restarted the agent after install.</w:t>
+      </w:r>
+    </w:p>
+    <w:bookmarkEnd w:id="38"/>
+    <w:bookmarkEnd w:id="39"/>
+    <w:bookmarkStart w:id="40" w:name="best-first-test"/>
+    <w:p>
+      <w:pPr>
+        <w:pStyle w:val="Heading2"/>
+      </w:pPr>
+      <w:r>
+        <w:t xml:space="preserve">Best First Test</w:t>
+      </w:r>
+    </w:p>
+    <w:p>
+      <w:pPr>
+        <w:pStyle w:val="FirstParagraph"/>
+      </w:pPr>
+      <w:r>
+        <w:t xml:space="preserve">The simplest useful test is:</w:t>
+      </w:r>
+    </w:p>
+    <w:p>
+      <w:pPr>
+        <w:pStyle w:val="Compact"/>
+        <w:numPr>
+          <w:ilvl w:val="0"/>
+          <w:numId w:val="1010"/>
+        </w:numPr>
+      </w:pPr>
+      <w:r>
+        <w:t xml:space="preserve">Install the</w:t>
+      </w:r>
+      <w:r>
+        <w:t xml:space="preserve"> </w:t>
+      </w:r>
+      <w:r>
+        <w:rPr>
+          <w:rStyle w:val="VerbatimChar"/>
+        </w:rPr>
+        <w:t xml:space="preserve">lite</w:t>
+      </w:r>
+      <w:r>
+        <w:t xml:space="preserve"> </w:t>
+      </w:r>
+      <w:r>
+        <w:t xml:space="preserve">profile.</w:t>
+      </w:r>
+    </w:p>
+    <w:p>
+      <w:pPr>
+        <w:pStyle w:val="Compact"/>
+        <w:numPr>
+          <w:ilvl w:val="0"/>
+          <w:numId w:val="1010"/>
+        </w:numPr>
+      </w:pPr>
+      <w:r>
+        <w:t xml:space="preserve">Open your coding agent in the project.</w:t>
+      </w:r>
+    </w:p>
+    <w:p>
+      <w:pPr>
+        <w:pStyle w:val="Compact"/>
+        <w:numPr>
+          <w:ilvl w:val="0"/>
+          <w:numId w:val="1010"/>
+        </w:numPr>
+      </w:pPr>
+      <w:r>
+        <w:t xml:space="preserve">Ask:</w:t>
+      </w:r>
+      <w:r>
+        <w:t xml:space="preserve"> </w:t>
+      </w:r>
+      <w:r>
+        <w:rPr>
+          <w:rStyle w:val="VerbatimChar"/>
+        </w:rPr>
+        <w:t xml:space="preserve">what are the main subsystems of this codebase?</w:t>
+      </w:r>
+    </w:p>
+    <w:p>
+      <w:pPr>
+        <w:pStyle w:val="Compact"/>
+        <w:numPr>
+          <w:ilvl w:val="0"/>
+          <w:numId w:val="1010"/>
+        </w:numPr>
+      </w:pPr>
+      <w:r>
         <w:t xml:space="preserve">Ask:</w:t>
       </w:r>
       <w:r>
@@ -2145,15 +2623,15 @@
         <w:pStyle w:val="Compact"/>
         <w:numPr>
           <w:ilvl w:val="0"/>
-          <w:numId w:val="1009"/>
+          <w:numId w:val="1010"/>
         </w:numPr>
       </w:pPr>
       <w:r>
         <w:t xml:space="preserve">Review whether the answer points to real files and relationships.</w:t>
       </w:r>
     </w:p>
-    <w:bookmarkEnd w:id="39"/>
     <w:bookmarkEnd w:id="40"/>
+    <w:bookmarkEnd w:id="41"/>
     <w:sectPr>
       <w:headerReference r:id="rId9" w:type="default"/>
       <w:footerReference r:id="rId10" w:type="default"/>
@@ -2796,6 +3274,9 @@
     <w:abstractNumId w:val="991"/>
   </w:num>
   <w:num w:numId="1007">
+    <w:abstractNumId w:val="991"/>
+  </w:num>
+  <w:num w:numId="1008">
     <w:abstractNumId w:val="99411"/>
     <w:lvlOverride w:ilvl="0">
       <w:startOverride w:val="1"/>
@@ -2825,10 +3306,10 @@
       <w:startOverride w:val="1"/>
     </w:lvlOverride>
   </w:num>
-  <w:num w:numId="1008">
+  <w:num w:numId="1009">
     <w:abstractNumId w:val="991"/>
   </w:num>
-  <w:num w:numId="1009">
+  <w:num w:numId="1010">
     <w:abstractNumId w:val="99411"/>
     <w:lvlOverride w:ilvl="0">
       <w:startOverride w:val="1"/>

--- a/docs/site/downloads/Lodestone-Installation-Guide.docx
+++ b/docs/site/downloads/Lodestone-Installation-Guide.docx
@@ -1406,6 +1406,47 @@
       </w:pPr>
       <w:r>
         <w:t xml:space="preserve">Runs the first indexing pass.</w:t>
+      </w:r>
+    </w:p>
+    <w:p>
+      <w:pPr>
+        <w:pStyle w:val="FirstParagraph"/>
+      </w:pPr>
+      <w:r>
+        <w:t xml:space="preserve">Advanced operators can set</w:t>
+      </w:r>
+      <w:r>
+        <w:t xml:space="preserve"> </w:t>
+      </w:r>
+      <w:r>
+        <w:rPr>
+          <w:rStyle w:val="VerbatimChar"/>
+        </w:rPr>
+        <w:t xml:space="preserve">LODESTONE_STRICT_NPM_OVERRIDES=1</w:t>
+      </w:r>
+      <w:r>
+        <w:t xml:space="preserve"> </w:t>
+      </w:r>
+      <w:r>
+        <w:t xml:space="preserve">when installing</w:t>
+      </w:r>
+      <w:r>
+        <w:t xml:space="preserve"> </w:t>
+      </w:r>
+      <w:r>
+        <w:t xml:space="preserve">into an existing project with an old lockfile. Do not use that option unless</w:t>
+      </w:r>
+      <w:r>
+        <w:t xml:space="preserve"> </w:t>
+      </w:r>
+      <w:r>
+        <w:t xml:space="preserve">you specifically want Lodestone to add stricter root dependency overrides to</w:t>
+      </w:r>
+      <w:r>
+        <w:t xml:space="preserve"> </w:t>
+      </w:r>
+      <w:r>
+        <w:t xml:space="preserve">the project.</w:t>
       </w:r>
     </w:p>
     <w:bookmarkEnd w:id="26"/>

--- a/docs/site/downloads/Lodestone-Installation-Guide.docx
+++ b/docs/site/downloads/Lodestone-Installation-Guide.docx
@@ -2,7 +2,7 @@
 <file path=word/document.xml><?xml version="1.0" encoding="utf-8"?>
 <w:document xmlns:w="http://schemas.openxmlformats.org/wordprocessingml/2006/main" xmlns:m="http://schemas.openxmlformats.org/officeDocument/2006/math" xmlns:r="http://schemas.openxmlformats.org/officeDocument/2006/relationships" xmlns:o="urn:schemas-microsoft-com:office:office" xmlns:v="urn:schemas-microsoft-com:vml" xmlns:w10="urn:schemas-microsoft-com:office:word" xmlns:a="http://schemas.openxmlformats.org/drawingml/2006/main" xmlns:pic="http://schemas.openxmlformats.org/drawingml/2006/picture" xmlns:wp="http://schemas.openxmlformats.org/drawingml/2006/wordprocessingDrawing">
   <w:body>
-    <w:bookmarkStart w:id="41" w:name="lodestone-installation-guide"/>
+    <w:bookmarkStart w:id="42" w:name="lodestone-installation-guide"/>
     <w:p>
       <w:pPr>
         <w:pStyle w:val="Heading1"/>
@@ -864,7 +864,7 @@
       </w:r>
     </w:p>
     <w:bookmarkEnd w:id="24"/>
-    <w:bookmarkStart w:id="25" w:name="optional-codex-adapter"/>
+    <w:bookmarkStart w:id="26" w:name="optional-codex-adapter"/>
     <w:p>
       <w:pPr>
         <w:pStyle w:val="Heading2"/>
@@ -1204,8 +1204,59 @@
         <w:t xml:space="preserve"> codex</w:t>
       </w:r>
     </w:p>
+    <w:bookmarkStart w:id="25" w:name="claude-desktop-mcpb-option"/>
+    <w:p>
+      <w:pPr>
+        <w:pStyle w:val="Heading3"/>
+      </w:pPr>
+      <w:r>
+        <w:t xml:space="preserve">Claude Desktop MCPB Option</w:t>
+      </w:r>
+    </w:p>
+    <w:p>
+      <w:pPr>
+        <w:pStyle w:val="FirstParagraph"/>
+      </w:pPr>
+      <w:r>
+        <w:t xml:space="preserve">Claude Desktop users who prefer a one-click extension can use a private</w:t>
+      </w:r>
+      <w:r>
+        <w:t xml:space="preserve"> </w:t>
+      </w:r>
+      <w:r>
+        <w:t xml:space="preserve">current-platform MCPB bundle after Lodestone has already been installed and</w:t>
+      </w:r>
+      <w:r>
+        <w:t xml:space="preserve"> </w:t>
+      </w:r>
+      <w:r>
+        <w:t xml:space="preserve">indexed in the target project. See</w:t>
+      </w:r>
+      <w:r>
+        <w:t xml:space="preserve"> </w:t>
+      </w:r>
+      <w:r>
+        <w:rPr>
+          <w:rStyle w:val="VerbatimChar"/>
+        </w:rPr>
+        <w:t xml:space="preserve">docs/MCPB.md</w:t>
+      </w:r>
+      <w:r>
+        <w:t xml:space="preserve"> </w:t>
+      </w:r>
+      <w:r>
+        <w:t xml:space="preserve">or the online docs page for</w:t>
+      </w:r>
+      <w:r>
+        <w:t xml:space="preserve"> </w:t>
+      </w:r>
+      <w:r>
+        <w:t xml:space="preserve">the bundle build and install steps.</w:t>
+      </w:r>
+    </w:p>
     <w:bookmarkEnd w:id="25"/>
-    <w:bookmarkStart w:id="26" w:name="what-the-installer-does"/>
+    <w:bookmarkEnd w:id="26"/>
+    <w:bookmarkStart w:id="27" w:name="what-the-installer-does"/>
     <w:p>
       <w:pPr>
         <w:pStyle w:val="Heading2"/>
@@ -1449,8 +1500,8 @@
         <w:t xml:space="preserve">the project.</w:t>
       </w:r>
     </w:p>
-    <w:bookmarkEnd w:id="26"/>
-    <w:bookmarkStart w:id="27" w:name="what-files-are-created"/>
+    <w:bookmarkEnd w:id="27"/>
+    <w:bookmarkStart w:id="28" w:name="what-files-are-created"/>
     <w:p>
       <w:pPr>
         <w:pStyle w:val="Heading2"/>
@@ -1775,8 +1826,8 @@
         <w:t xml:space="preserve">already exists, Lodestone updates them conservatively.</w:t>
       </w:r>
     </w:p>
-    <w:bookmarkEnd w:id="27"/>
-    <w:bookmarkStart w:id="28" w:name="after-install"/>
+    <w:bookmarkEnd w:id="28"/>
+    <w:bookmarkStart w:id="29" w:name="after-install"/>
     <w:p>
       <w:pPr>
         <w:pStyle w:val="Heading2"/>
@@ -1856,8 +1907,8 @@
         <w:t xml:space="preserve">what project-specific patterns should I follow before editing tests?</w:t>
       </w:r>
     </w:p>
-    <w:bookmarkEnd w:id="28"/>
-    <w:bookmarkStart w:id="29" w:name="where-to-find-the-documentation"/>
+    <w:bookmarkEnd w:id="29"/>
+    <w:bookmarkStart w:id="30" w:name="where-to-find-the-documentation"/>
     <w:p>
       <w:pPr>
         <w:pStyle w:val="Heading2"/>
@@ -1941,8 +1992,8 @@
         <w:t xml:space="preserve">docs/README.md</w:t>
       </w:r>
     </w:p>
-    <w:bookmarkEnd w:id="29"/>
-    <w:bookmarkStart w:id="30" w:name="how-to-confirm-it-worked"/>
+    <w:bookmarkEnd w:id="30"/>
+    <w:bookmarkStart w:id="31" w:name="how-to-confirm-it-worked"/>
     <w:p>
       <w:pPr>
         <w:pStyle w:val="Heading2"/>
@@ -2145,8 +2196,8 @@
         <w:t xml:space="preserve"> codex</w:t>
       </w:r>
     </w:p>
-    <w:bookmarkEnd w:id="30"/>
-    <w:bookmarkStart w:id="31" w:name="updating-later"/>
+    <w:bookmarkEnd w:id="31"/>
+    <w:bookmarkStart w:id="32" w:name="updating-later"/>
     <w:p>
       <w:pPr>
         <w:pStyle w:val="Heading2"/>
@@ -2239,8 +2290,8 @@
         <w:t xml:space="preserve">installer.</w:t>
       </w:r>
     </w:p>
-    <w:bookmarkEnd w:id="31"/>
-    <w:bookmarkStart w:id="32" w:name="removing-lodestone"/>
+    <w:bookmarkEnd w:id="32"/>
+    <w:bookmarkStart w:id="33" w:name="removing-lodestone"/>
     <w:p>
       <w:pPr>
         <w:pStyle w:val="Heading2"/>
@@ -2328,8 +2379,8 @@
         <w:t xml:space="preserve">the branch using your normal Git workflow.</w:t>
       </w:r>
     </w:p>
-    <w:bookmarkEnd w:id="32"/>
-    <w:bookmarkStart w:id="39" w:name="troubleshooting"/>
+    <w:bookmarkEnd w:id="33"/>
+    <w:bookmarkStart w:id="40" w:name="troubleshooting"/>
     <w:p>
       <w:pPr>
         <w:pStyle w:val="Heading2"/>
@@ -2338,7 +2389,7 @@
         <w:t xml:space="preserve">Troubleshooting</w:t>
       </w:r>
     </w:p>
-    <w:bookmarkStart w:id="33" w:name="node-is-required"/>
+    <w:bookmarkStart w:id="34" w:name="node-is-required"/>
     <w:p>
       <w:pPr>
         <w:pStyle w:val="Heading3"/>
@@ -2355,8 +2406,8 @@
         <w:t xml:space="preserve">Install Node.js 20 or newer, then run the installer again.</w:t>
       </w:r>
     </w:p>
-    <w:bookmarkEnd w:id="33"/>
-    <w:bookmarkStart w:id="34" w:name="npm-is-required"/>
+    <w:bookmarkEnd w:id="34"/>
+    <w:bookmarkStart w:id="35" w:name="npm-is-required"/>
     <w:p>
       <w:pPr>
         <w:pStyle w:val="Heading3"/>
@@ -2373,8 +2424,8 @@
         <w:t xml:space="preserve">Install npm. It normally comes with Node.js.</w:t>
       </w:r>
     </w:p>
-    <w:bookmarkEnd w:id="34"/>
-    <w:bookmarkStart w:id="35" w:name="invalid-lodestone_profile"/>
+    <w:bookmarkEnd w:id="35"/>
+    <w:bookmarkStart w:id="36" w:name="invalid-lodestone_profile"/>
     <w:p>
       <w:pPr>
         <w:pStyle w:val="Heading3"/>
@@ -2411,8 +2462,8 @@
         <w:t xml:space="preserve">full</w:t>
       </w:r>
     </w:p>
-    <w:bookmarkEnd w:id="35"/>
-    <w:bookmarkStart w:id="36" w:name="checksum-mismatch"/>
+    <w:bookmarkEnd w:id="36"/>
+    <w:bookmarkStart w:id="37" w:name="checksum-mismatch"/>
     <w:p>
       <w:pPr>
         <w:pStyle w:val="Heading3"/>
@@ -2435,8 +2486,8 @@
         <w:t xml:space="preserve">embedded in the installer.</w:t>
       </w:r>
     </w:p>
-    <w:bookmarkEnd w:id="36"/>
-    <w:bookmarkStart w:id="37" w:name="reindex-failed"/>
+    <w:bookmarkEnd w:id="37"/>
+    <w:bookmarkStart w:id="38" w:name="reindex-failed"/>
     <w:p>
       <w:pPr>
         <w:pStyle w:val="Heading3"/>
@@ -2484,8 +2535,8 @@
         <w:t xml:space="preserve">installer.</w:t>
       </w:r>
     </w:p>
-    <w:bookmarkEnd w:id="37"/>
-    <w:bookmarkStart w:id="38" w:name="my-agent-does-not-see-lodestone"/>
+    <w:bookmarkEnd w:id="38"/>
+    <w:bookmarkStart w:id="39" w:name="my-agent-does-not-see-lodestone"/>
     <w:p>
       <w:pPr>
         <w:pStyle w:val="Heading3"/>
@@ -2559,9 +2610,9 @@
         <w:t xml:space="preserve">You restarted the agent after install.</w:t>
       </w:r>
     </w:p>
-    <w:bookmarkEnd w:id="38"/>
     <w:bookmarkEnd w:id="39"/>
-    <w:bookmarkStart w:id="40" w:name="best-first-test"/>
+    <w:bookmarkEnd w:id="40"/>
+    <w:bookmarkStart w:id="41" w:name="best-first-test"/>
     <w:p>
       <w:pPr>
         <w:pStyle w:val="Heading2"/>
@@ -2671,8 +2722,8 @@
         <w:t xml:space="preserve">Review whether the answer points to real files and relationships.</w:t>
       </w:r>
     </w:p>
-    <w:bookmarkEnd w:id="40"/>
     <w:bookmarkEnd w:id="41"/>
+    <w:bookmarkEnd w:id="42"/>
     <w:sectPr>
       <w:headerReference r:id="rId9" w:type="default"/>
       <w:footerReference r:id="rId10" w:type="default"/>

--- a/docs/site/downloads/Lodestone-Installation-Guide.docx
+++ b/docs/site/downloads/Lodestone-Installation-Guide.docx
@@ -1202,6 +1202,104 @@
           <w:rStyle w:val="NormalTok"/>
         </w:rPr>
         <w:t xml:space="preserve"> codex</w:t>
+      </w:r>
+    </w:p>
+    <w:p>
+      <w:pPr>
+        <w:pStyle w:val="FirstParagraph"/>
+      </w:pPr>
+      <w:r>
+        <w:t xml:space="preserve">For Claude Code, Cursor, Cline, cmndclaw, and other clients that use the</w:t>
+      </w:r>
+      <w:r>
+        <w:t xml:space="preserve"> </w:t>
+      </w:r>
+      <w:r>
+        <w:t xml:space="preserve">project</w:t>
+      </w:r>
+      <w:r>
+        <w:t xml:space="preserve"> </w:t>
+      </w:r>
+      <w:r>
+        <w:rPr>
+          <w:rStyle w:val="VerbatimChar"/>
+        </w:rPr>
+        <w:t xml:space="preserve">.mcp.json</w:t>
+      </w:r>
+      <w:r>
+        <w:t xml:space="preserve">, no extra installer option is required. Verify that shared</w:t>
+      </w:r>
+      <w:r>
+        <w:t xml:space="preserve"> </w:t>
+      </w:r>
+      <w:r>
+        <w:t xml:space="preserve">MCP config with:</w:t>
+      </w:r>
+    </w:p>
+    <w:p>
+      <w:pPr>
+        <w:pStyle w:val="SourceCode"/>
+      </w:pPr>
+      <w:r>
+        <w:rPr>
+          <w:rStyle w:val="ExtensionTok"/>
+        </w:rPr>
+        <w:t xml:space="preserve">./node_modules/.bin/lodestone</w:t>
+      </w:r>
+      <w:r>
+        <w:rPr>
+          <w:rStyle w:val="NormalTok"/>
+        </w:rPr>
+        <w:t xml:space="preserve"> doctor </w:t>
+      </w:r>
+      <w:r>
+        <w:rPr>
+          <w:rStyle w:val="AttributeTok"/>
+        </w:rPr>
+        <w:t xml:space="preserve">--client</w:t>
+      </w:r>
+      <w:r>
+        <w:rPr>
+          <w:rStyle w:val="NormalTok"/>
+        </w:rPr>
+        <w:t xml:space="preserve"> mcp</w:t>
+      </w:r>
+    </w:p>
+    <w:p>
+      <w:pPr>
+        <w:pStyle w:val="FirstParagraph"/>
+      </w:pPr>
+      <w:r>
+        <w:t xml:space="preserve">You can also use the matching client name, such as:</w:t>
+      </w:r>
+    </w:p>
+    <w:p>
+      <w:pPr>
+        <w:pStyle w:val="SourceCode"/>
+      </w:pPr>
+      <w:r>
+        <w:rPr>
+          <w:rStyle w:val="ExtensionTok"/>
+        </w:rPr>
+        <w:t xml:space="preserve">./node_modules/.bin/lodestone</w:t>
+      </w:r>
+      <w:r>
+        <w:rPr>
+          <w:rStyle w:val="NormalTok"/>
+        </w:rPr>
+        <w:t xml:space="preserve"> doctor </w:t>
+      </w:r>
+      <w:r>
+        <w:rPr>
+          <w:rStyle w:val="AttributeTok"/>
+        </w:rPr>
+        <w:t xml:space="preserve">--client</w:t>
+      </w:r>
+      <w:r>
+        <w:rPr>
+          <w:rStyle w:val="NormalTok"/>
+        </w:rPr>
+        <w:t xml:space="preserve"> cursor</w:t>
       </w:r>
     </w:p>
     <w:bookmarkStart w:id="25" w:name="claude-desktop-mcpb-option"/>

--- a/docs/site/downloads/Lodestone-Installation-Guide.docx
+++ b/docs/site/downloads/Lodestone-Installation-Guide.docx
@@ -67,7 +67,7 @@
         <w:t xml:space="preserve"> </w:t>
       </w:r>
       <w:r>
-        <w:t xml:space="preserve">v0.1.6 friend-install documentation</w:t>
+        <w:t xml:space="preserve">v0.1.7 friend-install documentation</w:t>
       </w:r>
       <w:r>
         <w:t xml:space="preserve"> </w:t>
@@ -554,7 +554,7 @@
         </w:numPr>
       </w:pPr>
       <w:r>
-        <w:t xml:space="preserve">The approved Lodestone v0.1.6 package set.</w:t>
+        <w:t xml:space="preserve">The approved Lodestone v0.1.7 package set.</w:t>
       </w:r>
     </w:p>
     <w:p>
@@ -795,7 +795,7 @@
         </w:numPr>
       </w:pPr>
       <w:r>
-        <w:t xml:space="preserve">The approved Lodestone v0.1.6 package set.</w:t>
+        <w:t xml:space="preserve">The approved Lodestone v0.1.7 package set.</w:t>
       </w:r>
     </w:p>
     <w:p>

--- a/docs/site/downloads/Lodestone-Installation-Guide.docx
+++ b/docs/site/downloads/Lodestone-Installation-Guide.docx
@@ -2,7 +2,7 @@
 <file path=word/document.xml><?xml version="1.0" encoding="utf-8"?>
 <w:document xmlns:w="http://schemas.openxmlformats.org/wordprocessingml/2006/main" xmlns:m="http://schemas.openxmlformats.org/officeDocument/2006/math" xmlns:r="http://schemas.openxmlformats.org/officeDocument/2006/relationships" xmlns:o="urn:schemas-microsoft-com:office:office" xmlns:v="urn:schemas-microsoft-com:vml" xmlns:w10="urn:schemas-microsoft-com:office:word" xmlns:a="http://schemas.openxmlformats.org/drawingml/2006/main" xmlns:pic="http://schemas.openxmlformats.org/drawingml/2006/picture" xmlns:wp="http://schemas.openxmlformats.org/drawingml/2006/wordprocessingDrawing">
   <w:body>
-    <w:bookmarkStart w:id="41" w:name="lodestone-installation-guide"/>
+    <w:bookmarkStart w:id="42" w:name="lodestone-installation-guide"/>
     <w:p>
       <w:pPr>
         <w:pStyle w:val="Heading1"/>
@@ -67,7 +67,7 @@
         <w:t xml:space="preserve"> </w:t>
       </w:r>
       <w:r>
-        <w:t xml:space="preserve">v0.1.6 friend-install documentation</w:t>
+        <w:t xml:space="preserve">v0.1.7 friend-install documentation</w:t>
       </w:r>
       <w:r>
         <w:t xml:space="preserve"> </w:t>
@@ -554,7 +554,7 @@
         </w:numPr>
       </w:pPr>
       <w:r>
-        <w:t xml:space="preserve">The approved Lodestone v0.1.6 package set.</w:t>
+        <w:t xml:space="preserve">The approved Lodestone v0.1.7 package set.</w:t>
       </w:r>
     </w:p>
     <w:p>
@@ -795,7 +795,7 @@
         </w:numPr>
       </w:pPr>
       <w:r>
-        <w:t xml:space="preserve">The approved Lodestone v0.1.6 package set.</w:t>
+        <w:t xml:space="preserve">The approved Lodestone v0.1.7 package set.</w:t>
       </w:r>
     </w:p>
     <w:p>
@@ -864,7 +864,7 @@
       </w:r>
     </w:p>
     <w:bookmarkEnd w:id="24"/>
-    <w:bookmarkStart w:id="25" w:name="optional-codex-adapter"/>
+    <w:bookmarkStart w:id="26" w:name="optional-codex-adapter"/>
     <w:p>
       <w:pPr>
         <w:pStyle w:val="Heading2"/>
@@ -1204,8 +1204,157 @@
         <w:t xml:space="preserve"> codex</w:t>
       </w:r>
     </w:p>
+    <w:p>
+      <w:pPr>
+        <w:pStyle w:val="FirstParagraph"/>
+      </w:pPr>
+      <w:r>
+        <w:t xml:space="preserve">For Claude Code, Cursor, Cline, cmndclaw, and other clients that use the</w:t>
+      </w:r>
+      <w:r>
+        <w:t xml:space="preserve"> </w:t>
+      </w:r>
+      <w:r>
+        <w:t xml:space="preserve">project</w:t>
+      </w:r>
+      <w:r>
+        <w:t xml:space="preserve"> </w:t>
+      </w:r>
+      <w:r>
+        <w:rPr>
+          <w:rStyle w:val="VerbatimChar"/>
+        </w:rPr>
+        <w:t xml:space="preserve">.mcp.json</w:t>
+      </w:r>
+      <w:r>
+        <w:t xml:space="preserve">, no extra installer option is required. Verify that shared</w:t>
+      </w:r>
+      <w:r>
+        <w:t xml:space="preserve"> </w:t>
+      </w:r>
+      <w:r>
+        <w:t xml:space="preserve">MCP config with:</w:t>
+      </w:r>
+    </w:p>
+    <w:p>
+      <w:pPr>
+        <w:pStyle w:val="SourceCode"/>
+      </w:pPr>
+      <w:r>
+        <w:rPr>
+          <w:rStyle w:val="ExtensionTok"/>
+        </w:rPr>
+        <w:t xml:space="preserve">./node_modules/.bin/lodestone</w:t>
+      </w:r>
+      <w:r>
+        <w:rPr>
+          <w:rStyle w:val="NormalTok"/>
+        </w:rPr>
+        <w:t xml:space="preserve"> doctor </w:t>
+      </w:r>
+      <w:r>
+        <w:rPr>
+          <w:rStyle w:val="AttributeTok"/>
+        </w:rPr>
+        <w:t xml:space="preserve">--client</w:t>
+      </w:r>
+      <w:r>
+        <w:rPr>
+          <w:rStyle w:val="NormalTok"/>
+        </w:rPr>
+        <w:t xml:space="preserve"> mcp</w:t>
+      </w:r>
+    </w:p>
+    <w:p>
+      <w:pPr>
+        <w:pStyle w:val="FirstParagraph"/>
+      </w:pPr>
+      <w:r>
+        <w:t xml:space="preserve">You can also use the matching client name, such as:</w:t>
+      </w:r>
+    </w:p>
+    <w:p>
+      <w:pPr>
+        <w:pStyle w:val="SourceCode"/>
+      </w:pPr>
+      <w:r>
+        <w:rPr>
+          <w:rStyle w:val="ExtensionTok"/>
+        </w:rPr>
+        <w:t xml:space="preserve">./node_modules/.bin/lodestone</w:t>
+      </w:r>
+      <w:r>
+        <w:rPr>
+          <w:rStyle w:val="NormalTok"/>
+        </w:rPr>
+        <w:t xml:space="preserve"> doctor </w:t>
+      </w:r>
+      <w:r>
+        <w:rPr>
+          <w:rStyle w:val="AttributeTok"/>
+        </w:rPr>
+        <w:t xml:space="preserve">--client</w:t>
+      </w:r>
+      <w:r>
+        <w:rPr>
+          <w:rStyle w:val="NormalTok"/>
+        </w:rPr>
+        <w:t xml:space="preserve"> cursor</w:t>
+      </w:r>
+    </w:p>
+    <w:bookmarkStart w:id="25" w:name="claude-desktop-mcpb-option"/>
+    <w:p>
+      <w:pPr>
+        <w:pStyle w:val="Heading3"/>
+      </w:pPr>
+      <w:r>
+        <w:t xml:space="preserve">Claude Desktop MCPB Option</w:t>
+      </w:r>
+    </w:p>
+    <w:p>
+      <w:pPr>
+        <w:pStyle w:val="FirstParagraph"/>
+      </w:pPr>
+      <w:r>
+        <w:t xml:space="preserve">Claude Desktop users who prefer a one-click extension can use a private</w:t>
+      </w:r>
+      <w:r>
+        <w:t xml:space="preserve"> </w:t>
+      </w:r>
+      <w:r>
+        <w:t xml:space="preserve">current-platform MCPB bundle after Lodestone has already been installed and</w:t>
+      </w:r>
+      <w:r>
+        <w:t xml:space="preserve"> </w:t>
+      </w:r>
+      <w:r>
+        <w:t xml:space="preserve">indexed in the target project. See</w:t>
+      </w:r>
+      <w:r>
+        <w:t xml:space="preserve"> </w:t>
+      </w:r>
+      <w:r>
+        <w:rPr>
+          <w:rStyle w:val="VerbatimChar"/>
+        </w:rPr>
+        <w:t xml:space="preserve">docs/MCPB.md</w:t>
+      </w:r>
+      <w:r>
+        <w:t xml:space="preserve"> </w:t>
+      </w:r>
+      <w:r>
+        <w:t xml:space="preserve">or the online docs page for</w:t>
+      </w:r>
+      <w:r>
+        <w:t xml:space="preserve"> </w:t>
+      </w:r>
+      <w:r>
+        <w:t xml:space="preserve">the bundle build and install steps.</w:t>
+      </w:r>
+    </w:p>
     <w:bookmarkEnd w:id="25"/>
-    <w:bookmarkStart w:id="26" w:name="what-the-installer-does"/>
+    <w:bookmarkEnd w:id="26"/>
+    <w:bookmarkStart w:id="27" w:name="what-the-installer-does"/>
     <w:p>
       <w:pPr>
         <w:pStyle w:val="Heading2"/>
@@ -1408,8 +1557,49 @@
         <w:t xml:space="preserve">Runs the first indexing pass.</w:t>
       </w:r>
     </w:p>
-    <w:bookmarkEnd w:id="26"/>
-    <w:bookmarkStart w:id="27" w:name="what-files-are-created"/>
+    <w:p>
+      <w:pPr>
+        <w:pStyle w:val="FirstParagraph"/>
+      </w:pPr>
+      <w:r>
+        <w:t xml:space="preserve">Advanced operators can set</w:t>
+      </w:r>
+      <w:r>
+        <w:t xml:space="preserve"> </w:t>
+      </w:r>
+      <w:r>
+        <w:rPr>
+          <w:rStyle w:val="VerbatimChar"/>
+        </w:rPr>
+        <w:t xml:space="preserve">LODESTONE_STRICT_NPM_OVERRIDES=1</w:t>
+      </w:r>
+      <w:r>
+        <w:t xml:space="preserve"> </w:t>
+      </w:r>
+      <w:r>
+        <w:t xml:space="preserve">when installing</w:t>
+      </w:r>
+      <w:r>
+        <w:t xml:space="preserve"> </w:t>
+      </w:r>
+      <w:r>
+        <w:t xml:space="preserve">into an existing project with an old lockfile. Do not use that option unless</w:t>
+      </w:r>
+      <w:r>
+        <w:t xml:space="preserve"> </w:t>
+      </w:r>
+      <w:r>
+        <w:t xml:space="preserve">you specifically want Lodestone to add stricter root dependency overrides to</w:t>
+      </w:r>
+      <w:r>
+        <w:t xml:space="preserve"> </w:t>
+      </w:r>
+      <w:r>
+        <w:t xml:space="preserve">the project.</w:t>
+      </w:r>
+    </w:p>
+    <w:bookmarkEnd w:id="27"/>
+    <w:bookmarkStart w:id="28" w:name="what-files-are-created"/>
     <w:p>
       <w:pPr>
         <w:pStyle w:val="Heading2"/>
@@ -1734,8 +1924,8 @@
         <w:t xml:space="preserve">already exists, Lodestone updates them conservatively.</w:t>
       </w:r>
     </w:p>
-    <w:bookmarkEnd w:id="27"/>
-    <w:bookmarkStart w:id="28" w:name="after-install"/>
+    <w:bookmarkEnd w:id="28"/>
+    <w:bookmarkStart w:id="29" w:name="after-install"/>
     <w:p>
       <w:pPr>
         <w:pStyle w:val="Heading2"/>
@@ -1815,8 +2005,8 @@
         <w:t xml:space="preserve">what project-specific patterns should I follow before editing tests?</w:t>
       </w:r>
     </w:p>
-    <w:bookmarkEnd w:id="28"/>
-    <w:bookmarkStart w:id="29" w:name="where-to-find-the-documentation"/>
+    <w:bookmarkEnd w:id="29"/>
+    <w:bookmarkStart w:id="30" w:name="where-to-find-the-documentation"/>
     <w:p>
       <w:pPr>
         <w:pStyle w:val="Heading2"/>
@@ -1900,8 +2090,8 @@
         <w:t xml:space="preserve">docs/README.md</w:t>
       </w:r>
     </w:p>
-    <w:bookmarkEnd w:id="29"/>
-    <w:bookmarkStart w:id="30" w:name="how-to-confirm-it-worked"/>
+    <w:bookmarkEnd w:id="30"/>
+    <w:bookmarkStart w:id="31" w:name="how-to-confirm-it-worked"/>
     <w:p>
       <w:pPr>
         <w:pStyle w:val="Heading2"/>
@@ -2104,8 +2294,8 @@
         <w:t xml:space="preserve"> codex</w:t>
       </w:r>
     </w:p>
-    <w:bookmarkEnd w:id="30"/>
-    <w:bookmarkStart w:id="31" w:name="updating-later"/>
+    <w:bookmarkEnd w:id="31"/>
+    <w:bookmarkStart w:id="32" w:name="updating-later"/>
     <w:p>
       <w:pPr>
         <w:pStyle w:val="Heading2"/>
@@ -2198,8 +2388,8 @@
         <w:t xml:space="preserve">installer.</w:t>
       </w:r>
     </w:p>
-    <w:bookmarkEnd w:id="31"/>
-    <w:bookmarkStart w:id="32" w:name="removing-lodestone"/>
+    <w:bookmarkEnd w:id="32"/>
+    <w:bookmarkStart w:id="33" w:name="removing-lodestone"/>
     <w:p>
       <w:pPr>
         <w:pStyle w:val="Heading2"/>
@@ -2287,8 +2477,8 @@
         <w:t xml:space="preserve">the branch using your normal Git workflow.</w:t>
       </w:r>
     </w:p>
-    <w:bookmarkEnd w:id="32"/>
-    <w:bookmarkStart w:id="39" w:name="troubleshooting"/>
+    <w:bookmarkEnd w:id="33"/>
+    <w:bookmarkStart w:id="40" w:name="troubleshooting"/>
     <w:p>
       <w:pPr>
         <w:pStyle w:val="Heading2"/>
@@ -2297,7 +2487,7 @@
         <w:t xml:space="preserve">Troubleshooting</w:t>
       </w:r>
     </w:p>
-    <w:bookmarkStart w:id="33" w:name="node-is-required"/>
+    <w:bookmarkStart w:id="34" w:name="node-is-required"/>
     <w:p>
       <w:pPr>
         <w:pStyle w:val="Heading3"/>
@@ -2314,8 +2504,8 @@
         <w:t xml:space="preserve">Install Node.js 20 or newer, then run the installer again.</w:t>
       </w:r>
     </w:p>
-    <w:bookmarkEnd w:id="33"/>
-    <w:bookmarkStart w:id="34" w:name="npm-is-required"/>
+    <w:bookmarkEnd w:id="34"/>
+    <w:bookmarkStart w:id="35" w:name="npm-is-required"/>
     <w:p>
       <w:pPr>
         <w:pStyle w:val="Heading3"/>
@@ -2332,8 +2522,8 @@
         <w:t xml:space="preserve">Install npm. It normally comes with Node.js.</w:t>
       </w:r>
     </w:p>
-    <w:bookmarkEnd w:id="34"/>
-    <w:bookmarkStart w:id="35" w:name="invalid-lodestone_profile"/>
+    <w:bookmarkEnd w:id="35"/>
+    <w:bookmarkStart w:id="36" w:name="invalid-lodestone_profile"/>
     <w:p>
       <w:pPr>
         <w:pStyle w:val="Heading3"/>
@@ -2370,8 +2560,8 @@
         <w:t xml:space="preserve">full</w:t>
       </w:r>
     </w:p>
-    <w:bookmarkEnd w:id="35"/>
-    <w:bookmarkStart w:id="36" w:name="checksum-mismatch"/>
+    <w:bookmarkEnd w:id="36"/>
+    <w:bookmarkStart w:id="37" w:name="checksum-mismatch"/>
     <w:p>
       <w:pPr>
         <w:pStyle w:val="Heading3"/>
@@ -2394,8 +2584,8 @@
         <w:t xml:space="preserve">embedded in the installer.</w:t>
       </w:r>
     </w:p>
-    <w:bookmarkEnd w:id="36"/>
-    <w:bookmarkStart w:id="37" w:name="reindex-failed"/>
+    <w:bookmarkEnd w:id="37"/>
+    <w:bookmarkStart w:id="38" w:name="reindex-failed"/>
     <w:p>
       <w:pPr>
         <w:pStyle w:val="Heading3"/>
@@ -2443,8 +2633,8 @@
         <w:t xml:space="preserve">installer.</w:t>
       </w:r>
     </w:p>
-    <w:bookmarkEnd w:id="37"/>
-    <w:bookmarkStart w:id="38" w:name="my-agent-does-not-see-lodestone"/>
+    <w:bookmarkEnd w:id="38"/>
+    <w:bookmarkStart w:id="39" w:name="my-agent-does-not-see-lodestone"/>
     <w:p>
       <w:pPr>
         <w:pStyle w:val="Heading3"/>
@@ -2518,9 +2708,9 @@
         <w:t xml:space="preserve">You restarted the agent after install.</w:t>
       </w:r>
     </w:p>
-    <w:bookmarkEnd w:id="38"/>
     <w:bookmarkEnd w:id="39"/>
-    <w:bookmarkStart w:id="40" w:name="best-first-test"/>
+    <w:bookmarkEnd w:id="40"/>
+    <w:bookmarkStart w:id="41" w:name="best-first-test"/>
     <w:p>
       <w:pPr>
         <w:pStyle w:val="Heading2"/>
@@ -2630,8 +2820,8 @@
         <w:t xml:space="preserve">Review whether the answer points to real files and relationships.</w:t>
       </w:r>
     </w:p>
-    <w:bookmarkEnd w:id="40"/>
     <w:bookmarkEnd w:id="41"/>
+    <w:bookmarkEnd w:id="42"/>
     <w:sectPr>
       <w:headerReference r:id="rId9" w:type="default"/>
       <w:footerReference r:id="rId10" w:type="default"/>

--- a/docs/site/downloads/Lodestone-Installation-Guide.docx
+++ b/docs/site/downloads/Lodestone-Installation-Guide.docx
@@ -83,7 +83,7 @@
         <w:t xml:space="preserve"> </w:t>
       </w:r>
       <w:r>
-        <w:t xml:space="preserve">June 8, 2026</w:t>
+        <w:t xml:space="preserve">June 9, 2026</w:t>
       </w:r>
     </w:p>
     <w:bookmarkEnd w:id="19"/>
@@ -424,6 +424,32 @@
       </w:pPr>
       <w:r>
         <w:t xml:space="preserve">This is the recommended first install.</w:t>
+      </w:r>
+    </w:p>
+    <w:p>
+      <w:pPr>
+        <w:pStyle w:val="BodyText"/>
+      </w:pPr>
+      <w:r>
+        <w:t xml:space="preserve">The installer does not ask you to choose a profile while it runs. Pick one of</w:t>
+      </w:r>
+      <w:r>
+        <w:t xml:space="preserve"> </w:t>
+      </w:r>
+      <w:r>
+        <w:t xml:space="preserve">the two commands below before you start. If you are not sure, use</w:t>
+      </w:r>
+      <w:r>
+        <w:t xml:space="preserve"> </w:t>
+      </w:r>
+      <w:r>
+        <w:rPr>
+          <w:rStyle w:val="VerbatimChar"/>
+        </w:rPr>
+        <w:t xml:space="preserve">lite</w:t>
+      </w:r>
+      <w:r>
+        <w:t xml:space="preserve">.</w:t>
       </w:r>
     </w:p>
     <w:p>

--- a/docs/site/downloads/Lodestone-Installation-Guide.docx
+++ b/docs/site/downloads/Lodestone-Installation-Guide.docx
@@ -67,7 +67,7 @@
         <w:t xml:space="preserve"> </w:t>
       </w:r>
       <w:r>
-        <w:t xml:space="preserve">v0.1.7 friend-install documentation</w:t>
+        <w:t xml:space="preserve">v0.1.8 friend-install documentation</w:t>
       </w:r>
       <w:r>
         <w:t xml:space="preserve"> </w:t>
@@ -83,7 +83,7 @@
         <w:t xml:space="preserve"> </w:t>
       </w:r>
       <w:r>
-        <w:t xml:space="preserve">June 9, 2026</w:t>
+        <w:t xml:space="preserve">June 11, 2026</w:t>
       </w:r>
     </w:p>
     <w:bookmarkEnd w:id="19"/>
@@ -580,7 +580,7 @@
         </w:numPr>
       </w:pPr>
       <w:r>
-        <w:t xml:space="preserve">The approved Lodestone v0.1.7 package set.</w:t>
+        <w:t xml:space="preserve">The approved Lodestone v0.1.8 package set.</w:t>
       </w:r>
     </w:p>
     <w:p>
@@ -821,7 +821,7 @@
         </w:numPr>
       </w:pPr>
       <w:r>
-        <w:t xml:space="preserve">The approved Lodestone v0.1.7 package set.</w:t>
+        <w:t xml:space="preserve">The approved Lodestone v0.1.8 package set.</w:t>
       </w:r>
     </w:p>
     <w:p>

--- a/docs/site/downloads/Lodestone-Installation-Guide.docx
+++ b/docs/site/downloads/Lodestone-Installation-Guide.docx
@@ -67,7 +67,7 @@
         <w:t xml:space="preserve"> </w:t>
       </w:r>
       <w:r>
-        <w:t xml:space="preserve">v0.1.8 friend-install documentation</w:t>
+        <w:t xml:space="preserve">v0.1.9 friend-install documentation</w:t>
       </w:r>
       <w:r>
         <w:t xml:space="preserve"> </w:t>
@@ -580,7 +580,7 @@
         </w:numPr>
       </w:pPr>
       <w:r>
-        <w:t xml:space="preserve">The approved Lodestone v0.1.8 package set.</w:t>
+        <w:t xml:space="preserve">The approved Lodestone v0.1.9 package set.</w:t>
       </w:r>
     </w:p>
     <w:p>
@@ -821,7 +821,7 @@
         </w:numPr>
       </w:pPr>
       <w:r>
-        <w:t xml:space="preserve">The approved Lodestone v0.1.8 package set.</w:t>
+        <w:t xml:space="preserve">The approved Lodestone v0.1.9 package set.</w:t>
       </w:r>
     </w:p>
     <w:p>

--- a/docs/site/downloads/Lodestone-Installation-Guide.docx
+++ b/docs/site/downloads/Lodestone-Installation-Guide.docx
@@ -67,7 +67,7 @@
         <w:t xml:space="preserve"> </w:t>
       </w:r>
       <w:r>
-        <w:t xml:space="preserve">v0.1.9 friend-install documentation</w:t>
+        <w:t xml:space="preserve">v0.1.10 friend-install documentation</w:t>
       </w:r>
       <w:r>
         <w:t xml:space="preserve"> </w:t>
@@ -580,7 +580,7 @@
         </w:numPr>
       </w:pPr>
       <w:r>
-        <w:t xml:space="preserve">The approved Lodestone v0.1.9 package set.</w:t>
+        <w:t xml:space="preserve">The approved Lodestone v0.1.10 package set.</w:t>
       </w:r>
     </w:p>
     <w:p>
@@ -821,7 +821,7 @@
         </w:numPr>
       </w:pPr>
       <w:r>
-        <w:t xml:space="preserve">The approved Lodestone v0.1.9 package set.</w:t>
+        <w:t xml:space="preserve">The approved Lodestone v0.1.10 package set.</w:t>
       </w:r>
     </w:p>
     <w:p>

--- a/docs/site/downloads/Lodestone-Installation-Guide.docx
+++ b/docs/site/downloads/Lodestone-Installation-Guide.docx
@@ -83,7 +83,7 @@
         <w:t xml:space="preserve"> </w:t>
       </w:r>
       <w:r>
-        <w:t xml:space="preserve">June 11, 2026</w:t>
+        <w:t xml:space="preserve">June 13, 2026</w:t>
       </w:r>
     </w:p>
     <w:bookmarkEnd w:id="19"/>

--- a/docs/site/downloads/Lodestone-Installation-Guide.docx
+++ b/docs/site/downloads/Lodestone-Installation-Guide.docx
@@ -67,7 +67,7 @@
         <w:t xml:space="preserve"> </w:t>
       </w:r>
       <w:r>
-        <w:t xml:space="preserve">v0.1.10 friend-install documentation</w:t>
+        <w:t xml:space="preserve">v0.1.11 friend-install documentation</w:t>
       </w:r>
       <w:r>
         <w:t xml:space="preserve"> </w:t>
@@ -580,7 +580,7 @@
         </w:numPr>
       </w:pPr>
       <w:r>
-        <w:t xml:space="preserve">The approved Lodestone v0.1.10 package set.</w:t>
+        <w:t xml:space="preserve">The approved Lodestone v0.1.11 package set.</w:t>
       </w:r>
     </w:p>
     <w:p>
@@ -821,7 +821,7 @@
         </w:numPr>
       </w:pPr>
       <w:r>
-        <w:t xml:space="preserve">The approved Lodestone v0.1.10 package set.</w:t>
+        <w:t xml:space="preserve">The approved Lodestone v0.1.11 package set.</w:t>
       </w:r>
     </w:p>
     <w:p>

--- a/docs/site/downloads/Lodestone-Installation-Guide.docx
+++ b/docs/site/downloads/Lodestone-Installation-Guide.docx
@@ -1233,6 +1233,81 @@
     <w:p>
       <w:pPr>
         <w:pStyle w:val="FirstParagraph"/>
+      </w:pPr>
+      <w:r>
+        <w:t xml:space="preserve">If Codex still does not list Lodestone tools, collect the support smoke command:</w:t>
+      </w:r>
+    </w:p>
+    <w:p>
+      <w:pPr>
+        <w:pStyle w:val="SourceCode"/>
+      </w:pPr>
+      <w:r>
+        <w:rPr>
+          <w:rStyle w:val="ExtensionTok"/>
+        </w:rPr>
+        <w:t xml:space="preserve">./node_modules/.bin/lodestone</w:t>
+      </w:r>
+      <w:r>
+        <w:rPr>
+          <w:rStyle w:val="NormalTok"/>
+        </w:rPr>
+        <w:t xml:space="preserve"> client-smoke </w:t>
+      </w:r>
+      <w:r>
+        <w:rPr>
+          <w:rStyle w:val="AttributeTok"/>
+        </w:rPr>
+        <w:t xml:space="preserve">--client</w:t>
+      </w:r>
+      <w:r>
+        <w:rPr>
+          <w:rStyle w:val="NormalTok"/>
+        </w:rPr>
+        <w:t xml:space="preserve"> codex</w:t>
+      </w:r>
+    </w:p>
+    <w:p>
+      <w:pPr>
+        <w:pStyle w:val="FirstParagraph"/>
+      </w:pPr>
+      <w:r>
+        <w:t xml:space="preserve">This command does not run Codex and does not edit global Codex settings. It</w:t>
+      </w:r>
+      <w:r>
+        <w:t xml:space="preserve"> </w:t>
+      </w:r>
+      <w:r>
+        <w:t xml:space="preserve">checks</w:t>
+      </w:r>
+      <w:r>
+        <w:t xml:space="preserve"> </w:t>
+      </w:r>
+      <w:r>
+        <w:rPr>
+          <w:rStyle w:val="VerbatimChar"/>
+        </w:rPr>
+        <w:t xml:space="preserve">.codex/config.toml</w:t>
+      </w:r>
+      <w:r>
+        <w:t xml:space="preserve">, checks that the local Lodestone MCP launcher</w:t>
+      </w:r>
+      <w:r>
+        <w:t xml:space="preserve"> </w:t>
+      </w:r>
+      <w:r>
+        <w:t xml:space="preserve">exists and is executable, and prints exact Codex commands for a trusted smoke</w:t>
+      </w:r>
+      <w:r>
+        <w:t xml:space="preserve"> </w:t>
+      </w:r>
+      <w:r>
+        <w:t xml:space="preserve">repo.</w:t>
+      </w:r>
+    </w:p>
+    <w:p>
+      <w:pPr>
+        <w:pStyle w:val="BodyText"/>
       </w:pPr>
       <w:r>
         <w:t xml:space="preserve">For Claude Code, Cursor, Cline, cmndclaw, and other clients that use the</w:t>

--- a/docs/site/downloads/Lodestone-Installation-Guide.docx
+++ b/docs/site/downloads/Lodestone-Installation-Guide.docx
@@ -67,7 +67,7 @@
         <w:t xml:space="preserve"> </w:t>
       </w:r>
       <w:r>
-        <w:t xml:space="preserve">v0.1.11 friend-install documentation</w:t>
+        <w:t xml:space="preserve">v0.1.12 friend-install documentation</w:t>
       </w:r>
       <w:r>
         <w:t xml:space="preserve"> </w:t>
@@ -580,7 +580,7 @@
         </w:numPr>
       </w:pPr>
       <w:r>
-        <w:t xml:space="preserve">The approved Lodestone v0.1.11 package set.</w:t>
+        <w:t xml:space="preserve">The approved Lodestone v0.1.12 package set.</w:t>
       </w:r>
     </w:p>
     <w:p>
@@ -821,7 +821,7 @@
         </w:numPr>
       </w:pPr>
       <w:r>
-        <w:t xml:space="preserve">The approved Lodestone v0.1.11 package set.</w:t>
+        <w:t xml:space="preserve">The approved Lodestone v0.1.12 package set.</w:t>
       </w:r>
     </w:p>
     <w:p>

--- a/docs/site/downloads/Lodestone-Installation-Guide.docx
+++ b/docs/site/downloads/Lodestone-Installation-Guide.docx
@@ -1303,6 +1303,75 @@
       </w:r>
       <w:r>
         <w:t xml:space="preserve">repo.</w:t>
+      </w:r>
+    </w:p>
+    <w:p>
+      <w:pPr>
+        <w:pStyle w:val="BodyText"/>
+      </w:pPr>
+      <w:r>
+        <w:t xml:space="preserve">For Claude Code, collect the shared MCP support smoke command:</w:t>
+      </w:r>
+    </w:p>
+    <w:p>
+      <w:pPr>
+        <w:pStyle w:val="SourceCode"/>
+      </w:pPr>
+      <w:r>
+        <w:rPr>
+          <w:rStyle w:val="ExtensionTok"/>
+        </w:rPr>
+        <w:t xml:space="preserve">./node_modules/.bin/lodestone</w:t>
+      </w:r>
+      <w:r>
+        <w:rPr>
+          <w:rStyle w:val="NormalTok"/>
+        </w:rPr>
+        <w:t xml:space="preserve"> client-smoke </w:t>
+      </w:r>
+      <w:r>
+        <w:rPr>
+          <w:rStyle w:val="AttributeTok"/>
+        </w:rPr>
+        <w:t xml:space="preserve">--client</w:t>
+      </w:r>
+      <w:r>
+        <w:rPr>
+          <w:rStyle w:val="NormalTok"/>
+        </w:rPr>
+        <w:t xml:space="preserve"> claude-code</w:t>
+      </w:r>
+    </w:p>
+    <w:p>
+      <w:pPr>
+        <w:pStyle w:val="FirstParagraph"/>
+      </w:pPr>
+      <w:r>
+        <w:t xml:space="preserve">This command does not run Claude Code and does not edit global Claude settings.</w:t>
+      </w:r>
+      <w:r>
+        <w:t xml:space="preserve"> </w:t>
+      </w:r>
+      <w:r>
+        <w:t xml:space="preserve">It checks</w:t>
+      </w:r>
+      <w:r>
+        <w:t xml:space="preserve"> </w:t>
+      </w:r>
+      <w:r>
+        <w:rPr>
+          <w:rStyle w:val="VerbatimChar"/>
+        </w:rPr>
+        <w:t xml:space="preserve">.mcp.json</w:t>
+      </w:r>
+      <w:r>
+        <w:t xml:space="preserve">, checks that the local Lodestone MCP launcher exists and</w:t>
+      </w:r>
+      <w:r>
+        <w:t xml:space="preserve"> </w:t>
+      </w:r>
+      <w:r>
+        <w:t xml:space="preserve">is executable, and prints exact Claude Code commands for a trusted smoke repo.</w:t>
       </w:r>
     </w:p>
     <w:p>

--- a/docs/site/downloads/Lodestone-Installation-Guide.docx
+++ b/docs/site/downloads/Lodestone-Installation-Guide.docx
@@ -67,7 +67,7 @@
         <w:t xml:space="preserve"> </w:t>
       </w:r>
       <w:r>
-        <w:t xml:space="preserve">v0.1.12 friend-install documentation</w:t>
+        <w:t xml:space="preserve">v0.1.13 friend-install documentation</w:t>
       </w:r>
       <w:r>
         <w:t xml:space="preserve"> </w:t>
@@ -580,7 +580,7 @@
         </w:numPr>
       </w:pPr>
       <w:r>
-        <w:t xml:space="preserve">The approved Lodestone v0.1.12 package set.</w:t>
+        <w:t xml:space="preserve">The approved Lodestone v0.1.13 package set.</w:t>
       </w:r>
     </w:p>
     <w:p>
@@ -821,7 +821,7 @@
         </w:numPr>
       </w:pPr>
       <w:r>
-        <w:t xml:space="preserve">The approved Lodestone v0.1.12 package set.</w:t>
+        <w:t xml:space="preserve">The approved Lodestone v0.1.13 package set.</w:t>
       </w:r>
     </w:p>
     <w:p>

--- a/docs/site/downloads/Lodestone-Installation-Guide.docx
+++ b/docs/site/downloads/Lodestone-Installation-Guide.docx
@@ -67,7 +67,7 @@
         <w:t xml:space="preserve"> </w:t>
       </w:r>
       <w:r>
-        <w:t xml:space="preserve">v0.1.13 friend-install documentation</w:t>
+        <w:t xml:space="preserve">v0.1.14 friend-install documentation</w:t>
       </w:r>
       <w:r>
         <w:t xml:space="preserve"> </w:t>
@@ -580,7 +580,7 @@
         </w:numPr>
       </w:pPr>
       <w:r>
-        <w:t xml:space="preserve">The approved Lodestone v0.1.13 package set.</w:t>
+        <w:t xml:space="preserve">The approved Lodestone v0.1.14 package set.</w:t>
       </w:r>
     </w:p>
     <w:p>
@@ -821,7 +821,7 @@
         </w:numPr>
       </w:pPr>
       <w:r>
-        <w:t xml:space="preserve">The approved Lodestone v0.1.13 package set.</w:t>
+        <w:t xml:space="preserve">The approved Lodestone v0.1.14 package set.</w:t>
       </w:r>
     </w:p>
     <w:p>
@@ -1486,19 +1486,33 @@
         <w:pStyle w:val="FirstParagraph"/>
       </w:pPr>
       <w:r>
-        <w:t xml:space="preserve">Claude Desktop users who prefer a one-click extension can use a private</w:t>
+        <w:t xml:space="preserve">Claude Desktop MCPB is an operator-preview path, not the default friend install</w:t>
       </w:r>
       <w:r>
         <w:t xml:space="preserve"> </w:t>
       </w:r>
       <w:r>
-        <w:t xml:space="preserve">current-platform MCPB bundle after Lodestone has already been installed and</w:t>
+        <w:t xml:space="preserve">route. The packer and manifest-only structural smoke exist, but a real Claude</w:t>
       </w:r>
       <w:r>
         <w:t xml:space="preserve"> </w:t>
       </w:r>
       <w:r>
-        <w:t xml:space="preserve">indexed in the target project. See</w:t>
+        <w:t xml:space="preserve">Desktop install/use smoke has not yet been captured on this maintainer host.</w:t>
+      </w:r>
+    </w:p>
+    <w:p>
+      <w:pPr>
+        <w:pStyle w:val="BodyText"/>
+      </w:pPr>
+      <w:r>
+        <w:t xml:space="preserve">Use the public Lite or Full installer as the supported friend path. Only use</w:t>
+      </w:r>
+      <w:r>
+        <w:t xml:space="preserve"> </w:t>
+      </w:r>
+      <w:r>
+        <w:t xml:space="preserve">MCPB after a maintainer has built and validated a bundle for your platform. See</w:t>
       </w:r>
       <w:r>
         <w:t xml:space="preserve"> </w:t>
@@ -1513,13 +1527,7 @@
         <w:t xml:space="preserve"> </w:t>
       </w:r>
       <w:r>
-        <w:t xml:space="preserve">or the online docs page for</w:t>
-      </w:r>
-      <w:r>
-        <w:t xml:space="preserve"> </w:t>
-      </w:r>
-      <w:r>
-        <w:t xml:space="preserve">the bundle build and install steps.</w:t>
+        <w:t xml:space="preserve">or the online docs page for the preview bundle steps.</w:t>
       </w:r>
     </w:p>
     <w:bookmarkEnd w:id="25"/>

--- a/docs/site/downloads/Lodestone-Installation-Guide.docx
+++ b/docs/site/downloads/Lodestone-Installation-Guide.docx
@@ -1372,6 +1372,78 @@
       </w:r>
       <w:r>
         <w:t xml:space="preserve">is executable, and prints exact Claude Code commands for a trusted smoke repo.</w:t>
+      </w:r>
+    </w:p>
+    <w:p>
+      <w:pPr>
+        <w:pStyle w:val="BodyText"/>
+      </w:pPr>
+      <w:r>
+        <w:t xml:space="preserve">To prove Lodestone itself can launch as an MCP server and list tools:</w:t>
+      </w:r>
+    </w:p>
+    <w:p>
+      <w:pPr>
+        <w:pStyle w:val="SourceCode"/>
+      </w:pPr>
+      <w:r>
+        <w:rPr>
+          <w:rStyle w:val="ExtensionTok"/>
+        </w:rPr>
+        <w:t xml:space="preserve">./node_modules/.bin/lodestone</w:t>
+      </w:r>
+      <w:r>
+        <w:rPr>
+          <w:rStyle w:val="NormalTok"/>
+        </w:rPr>
+        <w:t xml:space="preserve"> client-smoke </w:t>
+      </w:r>
+      <w:r>
+        <w:rPr>
+          <w:rStyle w:val="AttributeTok"/>
+        </w:rPr>
+        <w:t xml:space="preserve">--client</w:t>
+      </w:r>
+      <w:r>
+        <w:rPr>
+          <w:rStyle w:val="NormalTok"/>
+        </w:rPr>
+        <w:t xml:space="preserve"> mcp</w:t>
+      </w:r>
+    </w:p>
+    <w:p>
+      <w:pPr>
+        <w:pStyle w:val="FirstParagraph"/>
+      </w:pPr>
+      <w:r>
+        <w:t xml:space="preserve">This command launches the repo-local Lodestone MCP server over stdio and calls</w:t>
+      </w:r>
+      <w:r>
+        <w:t xml:space="preserve"> </w:t>
+      </w:r>
+      <w:r>
+        <w:rPr>
+          <w:rStyle w:val="VerbatimChar"/>
+        </w:rPr>
+        <w:t xml:space="preserve">tools/list</w:t>
+      </w:r>
+      <w:r>
+        <w:t xml:space="preserve">. It does not prove that a specific editor has loaded</w:t>
+      </w:r>
+      <w:r>
+        <w:t xml:space="preserve"> </w:t>
+      </w:r>
+      <w:r>
+        <w:rPr>
+          <w:rStyle w:val="VerbatimChar"/>
+        </w:rPr>
+        <w:t xml:space="preserve">.mcp.json</w:t>
+      </w:r>
+      <w:r>
+        <w:t xml:space="preserve"> </w:t>
+      </w:r>
+      <w:r>
+        <w:t xml:space="preserve">or approved its trust prompts.</w:t>
       </w:r>
     </w:p>
     <w:p>

--- a/docs/site/downloads/Lodestone-Installation-Guide.docx
+++ b/docs/site/downloads/Lodestone-Installation-Guide.docx
@@ -67,7 +67,7 @@
         <w:t xml:space="preserve"> </w:t>
       </w:r>
       <w:r>
-        <w:t xml:space="preserve">v0.1.14 friend-install documentation</w:t>
+        <w:t xml:space="preserve">v0.1.15 friend-install documentation</w:t>
       </w:r>
       <w:r>
         <w:t xml:space="preserve"> </w:t>
@@ -580,7 +580,7 @@
         </w:numPr>
       </w:pPr>
       <w:r>
-        <w:t xml:space="preserve">The approved Lodestone v0.1.14 package set.</w:t>
+        <w:t xml:space="preserve">The approved Lodestone v0.1.15 package set.</w:t>
       </w:r>
     </w:p>
     <w:p>
@@ -821,7 +821,7 @@
         </w:numPr>
       </w:pPr>
       <w:r>
-        <w:t xml:space="preserve">The approved Lodestone v0.1.14 package set.</w:t>
+        <w:t xml:space="preserve">The approved Lodestone v0.1.15 package set.</w:t>
       </w:r>
     </w:p>
     <w:p>
